--- a/content-src/docx/R G 2002 03 16 Robin Robertson.docx
+++ b/content-src/docx/R G 2002 03 16 Robin Robertson.docx
@@ -40,13 +40,15 @@
       <w:r>
         <w:t>Slow Air</w:t>
       </w:r>
-    </w:p>
-    <w:p>
+      <w:r>
+        <w:br/>
+      </w:r>
       <w:r>
         <w:t>Robin Robertson</w:t>
       </w:r>
-    </w:p>
-    <w:p>
+      <w:r>
+        <w:br/>
+      </w:r>
       <w:r>
         <w:t>66pp, Picador, £7.99.</w:t>
       </w:r>
